--- a/por/docx/01.content.docx
+++ b/por/docx/01.content.docx
@@ -11,6 +11,15 @@
         <w:pStyle w:val="Heading2"/>
       </w:pPr>
       <w:r>
+        <w:t>Resource: Notas de Estudo (Tyndale)</w:t>
+      </w:r>
+      <w:r/>
+    </w:p>
+    <w:p>
+      <w:pPr>
+        <w:pStyle w:val="Heading2"/>
+      </w:pPr>
+      <w:r>
         <w:t>License Information</w:t>
       </w:r>
       <w:r/>
@@ -21,7 +30,7 @@
         <w:rPr>
           <w:b/>
         </w:rPr>
-        <w:t>Study Notes (Tyndale)</w:t>
+        <w:t>Notas de Estudo (Tyndale)</w:t>
       </w:r>
       <w:r>
         <w:t xml:space="preserve"> (Portuguese) is based on</w:t>
@@ -74,7 +83,7 @@
         <w:pStyle w:val="Heading1"/>
       </w:pPr>
       <w:r>
-        <w:t>Study Notes (Tyndale)</w:t>
+        <w:t>Notas de Estudo (Tyndale)</w:t>
       </w:r>
     </w:p>
     <w:p>
@@ -83,6 +92,51 @@
           <w:headerReference w:type="even" r:id="rId8"/>
           <w:headerReference w:type="default" r:id="rId9"/>
           <w:footerReference w:type="default" r:id="rId10"/>
+          <w:footnotePr>
+            <w:numRestart w:val="eachSect"/>
+          </w:footnotePr>
+          <w:type w:val="continuous"/>
+          <w:pgSz w:w="12240" w:h="15840" w:code="1"/>
+          <w:pgMar w:top="1440" w:right="1440" w:bottom="1440" w:left="1440" w:header="504" w:footer="504" w:gutter="0"/>
+          <w:cols w:space="708"/>
+          <w:titlePg/>
+          <w:docGrid w:linePitch="360"/>
+        </w:sectPr>
+      </w:pPr>
+    </w:p>
+    <w:p>
+      <w:r/>
+    </w:p>
+    <w:p>
+      <w:pPr>
+        <w:pStyle w:val="Heading2"/>
+      </w:pPr>
+      <w:r>
+        <w:t>GEN</w:t>
+      </w:r>
+      <w:r/>
+    </w:p>
+    <w:p>
+      <w:r/>
+      <w:r>
+        <w:rPr>
+          <w:i/>
+        </w:rPr>
+        <w:t>Gênesis 1.1, Gênesis 1.1–2.3, Gênesis 1.2, Gênesis 1.3, Gênesis 1.3–13, Gênesis 1.4, Gênesis 1.5, Gênesis 1.6–8, Gênesis 1.9–10, Gênesis 1.14, Gênesis 1.14–31, Gênesis 1.16, Gênesis 1.21, Gênesis 1.22, Gênesis 1.26, Gênesis 1.27, Gênesis 1.28, Gênesis 1.29–30, Gênesis 1.31, Gênesis 2.1–3, Gênesis 2.3, Gênesis 2.4, Gênesis 2.4–25, Gênesis 2.5, Gênesis 2.6, Gênesis 2.7, Gênesis 2.8, Gênesis 2.8–14, Gênesis 2.9, Gênesis 2.10, Gênesis 2.10–14, Gênesis 2.11, Gênesis 2.12, Gênesis 2.13, Gênesis 2.14, Gênesis 2.15, Gênesis 2.17, Gênesis 2.18, Gênesis 2.18–23, Gênesis 2.19–20, Gênesis 2.23, Gênesis 2.24, Gênesis 2.25, Gênesis 3.1, Gênesis 3.1–24, Gênesis 3.2–3, Gênesis 3.4–5, Gênesis 3.6, Gênesis 3.7, Gênesis 3.8, Gênesis 3.9–10, Gênesis 3.12, Gênesis 3.13, Gênesis 3.14, Gênesis 3.14–19, Gênesis 3.15, Gênesis 3.16, Gênesis 3.17–19, Gênesis 3.20, Gênesis 3.20–24, Gênesis 3.21, Gênesis 3.22, Gênesis 3.23, Gênesis 3.24, Gênesis 4.1, Gênesis 4.2, Gênesis 4.3, Gênesis 4.4–5, Gênesis 4.7, Gênesis 4.8, Gênesis 4.9, Gênesis 4.10, Gênesis 4.11–12, Gênesis 4.13–14, Gênesis 4.15, Gênesis 4.16, Gênesis 4.17, Gênesis 4.17–5.32, Gênesis 4.18, Gênesis 4.19, Gênesis 4.20–22, Gênesis 4.23–24, Gênesis 4.25, Gênesis 4.25–5.32, Gênesis 4.26, Gênesis 5.1, Gênesis 5.1–2, Gênesis 5.1–32, Gênesis 5.2, Gênesis 5.3, Gênesis 5.5, Gênesis 5.6, Gênesis 5.22, Gênesis 5.24, Gênesis 5.27, Gênesis 5.28–29, Gênesis 6.1–2, Gênesis 6.1–8, Gênesis 6.3, Gênesis 6.4, Gênesis 6.5, Gênesis 6.6, Gênesis 6.7, Gênesis 6.8, Gênesis 6.9, Gênesis 6.11–13, Gênesis 6.14, Gênesis 6.15, Gênesis 6.16, Gênesis 6.17, Gênesis 6.18, Gênesis 6.19–20, Gênesis 7.2, Gênesis 7.4, Gênesis 7.6, Gênesis 7.8, Gênesis 7.11–12, Gênesis 7.16, Gênesis 7.17, Gênesis 7.22, Gênesis 8.1, Gênesis 8.2, Gênesis 8.4, Gênesis 8.5, Gênesis 8.7, Gênesis 8.11, Gênesis 8.13, Gênesis 8.14, Gênesis 8.17, Gênesis 8.20, Gênesis 8.21, Gênesis 8.22, Gênesis 9.1, Gênesis 9.1–7, Gênesis 9.2–3, Gênesis 9.4, Gênesis 9.5–6, Gênesis 9.6, Gênesis 9.7, Gênesis 9.8–17, Gênesis 9.9–10, Gênesis 9.11, Gênesis 9.12, Gênesis 9.13–16, Gênesis 9.18, Gênesis 9.20–27, Gênesis 9:21, Gênesis 9.22, Gênesis 9.25, Gênesis 9.26, Gênesis 9.27, Gênesis 10.1, Gênesis 10.1–11.9, Gênesis 10.2, Gênesis 10.2–32, Gênesis 10.3, Gênesis 10.4, Gênesis 10.5, Gênesis 10.6, Gênesis 10.7, Gênesis 10.8–12, Gênesis 10.9, Gênesis 10.10–12, Gênesis 10.13–14, Gênesis 10.15–18, Gênesis 10.19, Gênesis 10.21, Gênesis 10.22, Gênesis 10.23, Gênesis 10.24, Gênesis 10.25, Gênesis 10.26–29, Gênesis 10.26–32, Gênesis 10.30, Gênesis 11.1, Gênesis 11.1–9, Gênesis 11.2, Gênesis 11.3, Gênesis 11.4, Gênesis 11.5, Gênesis 11.6, Gênesis 11.7, Gênesis 11.8, Gênesis 11.9, Gênesis 11.10, Gênesis 11.18, Gênesis 11.27, Gênesis 11.27–32, Gênesis 11.27–25.11, Gênesis 11.28, Gênesis 11.29, Gênesis 11.30, Gênesis 11.31, Gênesis 12.1, Gênesis 12.1–3, Gênesis 12.1–9, Gênesis 12.2, Gênesis 12.3, Gênesis 12.4, Gênesis 12.4–9, Gênesis 12.5, Gênesis 12.6–7, Gênesis 12.7, Gênesis 12.8, Gênesis 12.8–9, Gênesis 12.10, Gênesis 12.10–13, Gênesis 12.10–20, Gênesis 12.13, Gênesis 12.14–15, Gênesis 12.14–16, Gênesis 12.15, Gênesis 12.17–19, Gênesis 12.20, Gênesis 13.1–7, Gênesis 13.2, Gênesis 13.5–7, Gênesis 13.8, Gênesis 13.8–13, Gênesis 13.10, Gênesis 13.11, Gênesis 13.11–18, Gênesis 13.13, Gênesis 13.14–17, Gênesis 13.18, Gênesis 14.1, Gênesis 14.1–2, Gênesis 14.1–16, Gênesis 14.4, Gênesis 14.4–5, Gênesis 14.5–8, Gênesis 14.8–12, Gênesis 14.13, Gênesis 14.14, Gênesis 14.14–16, Gênesis 14.15, Gênesis 14.17, Gênesis 14.18, Gênesis 14.19–20, Gênesis 14.21–24, Gênesis 14.22, Gênesis 15.1, Gênesis 15.1–21, Gênesis 15.2–3, Gênesis 15.4–6, Gênesis 15.6, Gênesis 15.7–21, Gênesis 15.10, Gênesis 15.11, Gênesis 15.13, Gênesis 15.13–16, Gênesis 15.16, Gênesis 15.17–18, Gênesis 15.18–19, Gênesis 16.1–3, Gênesis 16.1–16, Gênesis 16.4–6, Gênesis 16.7, Gênesis 16.8–12, Gênesis 16.10–12, Gênesis 16.11, Gênesis 16.13, Gênesis 16.14–15, Gênesis 17.1, Gênesis 17.1–27, Gênesis 17.4–5, Gênesis 17.6, Gênesis 17.7–8, Gênesis 17.9–14, Gênesis 17.14, Gênesis 17.15–16, Gênesis 17.17–18, Gênesis 17.19, Gênesis 17.20–21, Gênesis 17.23–27, Gênesis 18.1–15, Gênesis 18.2–8, Gênesis 18.3, Gênesis 18.9, Gênesis 18.10, Gênesis 18.13–15, Gênesis 18.14, Gênesis 18.16–33, Gênesis 18.17–19, Gênesis 18.20, Gênesis 18.20–21, Gênesis 18.22–33, Gênesis 19.1, Gênesis 19.1–14, Gênesis 19.1–38, Gênesis 19.4–5, Gênesis 19.6–9, Gênesis 19.9, Gênesis 19.14, Gênesis 19.15–23, Gênesis 19.18–22, Gênesis 19.23–25, Gênesis 19.26, Gênesis 19.29, Gênesis 19.30–35, Gênesis 19.30–38, Gênesis 19.36–38, Gênesis 20.1, Gênesis 20.1–18, Gênesis 20.2, Gênesis 20.3, Gênesis 20.3–7, Gênesis 20.4–5, Gênesis 20.6, Gênesis 20.7, Gênesis 20.8–10, Gênesis 20.11–13, Gênesis 20.14–16, Gênesis 20.17–18, Gênesis 21.1–2, Gênesis 21.3–4, Gênesis 21.5, Gênesis 21.6, Gênesis 21.6–7, Gênesis 21.8–9, Gênesis 21.8–21, Gênesis 21.10, Gênesis 21.11–13, Gênesis 21.14–21, Gênesis 21.16, Gênesis 21:22–23, Gênesis 21.22–34, Gênesis 21.25, Gênesis 21.27–31, Gênesis 21.32, Gênesis 21.33–34, Gênesis 22.1, Gênesis 22.1–2, Gênesis 22.2, Gênesis 22.3, Gênesis 22.5, Gênesis 22.7–8, Gênesis 22.9–19, Gênesis 22.11, Gênesis 22.12, Gênesis 22.13, Gênesis 22.14, Gênesis 22.15–19, Gênesis 22.16, Gênesis 22.17, Gênesis 22.18–25.11, Gênesis 22.20, Gênesis 22.20–24, Gênesis 22.21, Gênesis 22.22–23, Gênesis 23.1–2, Gênesis 23.1–20, Gênesis 23.3–4, Gênesis 23.5–6, Gênesis 23.7–16, Gênesis 23.9, Gênesis 23.11, Gênesis 23.12–13, Gênesis 23.15, Gênesis 23.16–20, Gênesis 24.1–9, Gênesis 24.1–67, Gênesis 24.2, Gênesis 24.3, Gênesis 24.6–8, Gênesis 24.10, Gênesis 24.10–27, Gênesis 24.10–60, Gênesis 24.14, Gênesis 24.15–22, Gênesis 24.22, Gênesis 24.23–24, Gênesis 24.25, Gênesis 24.26, Gênesis 24.27, Gênesis 24.29–31, Gênesis 24.33–48, Gênesis 24.48, Gênesis 24.50–51, Gênesis 24.53, Gênesis 24.54–56, Gênesis 24.57–58, Gênesis 24.60, Gênesis 24.62, Gênesis 24.67, Gênesis 25.1, Gênesis 25.1–11, Gênesis 25.2–4, Gênesis 25.3, Gênesis 25.5–6, Gênesis 25.7–8, Gênesis 25.11, Gênesis 25.12–18, Gênesis 25.16, Gênesis 25.18, Gênesis 25.19–20, Gênesis 25.19–26, Gênesis 25.19–35.29, Gênesis 25.21, Gênesis 25.22, Gênesis 25.23, Gênesis 25.24–26, Gênesis 25.25, Gênesis 25.26, Gênesis 25.27, Gênesis 25.27–34, Gênesis 25.28, Gênesis 25.29, Gênesis 25.30, Gênesis 25.31–33, Gênesis 25.33–34, Gênesis 26.1, Gênesis 26.1–35, Gênesis 26.2–5, Gênesis 26.6–11, Gênesis 26.8, Gênesis 26.10–11, Gênesis 26.12–13, Gênesis 26.14–16, Gênesis 26.17–22, Gênesis 26.23–25, Gênesis 26.26–33, Gênesis 26.33, Gênesis 26.34–35, Gênesis 27.1–4, Gênesis 27.1–40, Gênesis 27.3–4, Gênesis 27.5, Gênesis 27.5–17, Gênesis 27.11–12, Gênesis 27.18–20, Gênesis 27.18–29, Gênesis 27.20–27, Gênesis 27.30–40, Gênesis 27.33, Gênesis 27.34–35, Gênesis 27.36, Gênesis 27.37, Gênesis 27.39–40, Gênesis 27.41–45, Gênesis 27.42–33.17, Gênesis 27.46, Gênesis 28.1–2, Gênesis 28.3–5, Gênesis 28.6–9, Gênesis 28.10–22, Gênesis 28.11, Gênesis 28.12–13, Gênesis 28.12–15, Gênesis 28.14, Gênesis 28.15, Gênesis 28.16–22, Gênesis 28.18, Gênesis 28.19, Gênesis 28.20–22, Gênesis 28.22, Gênesis 29.1, Gênesis 29.1–31.55, Gênesis 29.2–12, Gênesis 29.10, Gênesis 29.11, Gênesis 29.14, Gênesis 29.14–30, Gênesis 29.18, Gênesis 29.23–26, Gênesis 29.28–30, Gênesis 29.30, Gênesis 29.31–35, Gênesis 29.31–30.24, Gênesis 29.32, Gênesis 29.33, Gênesis 29.34, Gênesis 29.35, Gênesis 30.1–2, Gênesis 30.1–8, Gênesis 30.3–4, Gênesis 30.5–6, Gênesis 30.7–8, Gênesis 30.9, Gênesis 30.10–13, Gênesis 30.14–17, Gênesis 30.18, Gênesis 30.19–20, Gênesis 30.21, Gênesis 30.22–24, Gênesis 30.25–34, Gênesis 30.27, Gênesis 30.30–33, Gênesis 30.32, Gênesis 30.34–36, Gênesis 30.37, Gênesis 30.37–43, Gênesis 30.42, Gênesis 30.43, Gênesis 31.1–2, Gênesis 31.1–21, Gênesis 31.3, Gênesis 31.4–13, Gênesis 31.14–16, Gênesis 31.17–21, Gênesis 31.19–20, Gênesis 31.21, Gênesis 31.22–23, Gênesis 31.24, Gênesis 31.25–30, Gênesis 31.32, Gênesis 31.33–35, Gênesis 31.36–42, Gênesis 31.40, Gênesis 31.42, Gênesis 31.43–44, Gênesis 31.45–48, Gênesis 31.49, Gênesis 31.50–53, Gênesis 32.1, Gênesis 32.2, Gênesis 32.3–5, Gênesis 32.7–8, Gênesis 32.9–12, Gênesis 32.13–21, Gênesis 32.22–24, Gênesis 32.22–32, Gênesis 32.24, Gênesis 32.25, Gênesis 32.26, Gênesis 32.27, Gênesis 32.28, Gênesis 32.29, Gênesis 32.30, Gênesis 32.31, Gênesis 32.32, Gênesis 33.1–2, Gênesis 33.1–17, Gênesis 33.3–13, Gênesis 33.4, Gênesis 33.5, Gênesis 33.7, Gênesis 33.10, Gênesis 33.11, Gênesis 33.12–15, Gênesis 33.16–17, Gênesis 33.18–20, Gênesis 33.20, Gênesis 34.1–2, Gênesis 34.1–31, Gênesis 34.3–4, Gênesis 34.5–7, Gênesis 34.8–10, Gênesis 34.13–17, Gênesis 34.18–24, Gênesis 34.25–29, Gênesis 34.30, Gênesis 35.1–7, Gênesis 35.1–29, Gênesis 35.2–4, Gênesis 35.3, Gênesis 35.5, Gênesis 35.6–7, Gênesis 35.9–15, Gênesis 35.11–12, Gênesis 35.14–15, Gênesis 35.16–20, Gênesis 35.18, Gênesis 35.19, Gênesis 35.20, Gênesis 35.22, Gênesis 35.23–26, Gênesis 35.27–29, Gênesis 36.1–8, Gênesis 36.1–43, Gênesis 36.2, Gênesis 36.2–3, Gênesis 36.7–8, Gênesis 36.9–14, Gênesis 36.9–43, Gênesis 36.15–19, Gênesis 36.20–30, Gênesis 36.31, Gênesis 36.31–39, Gênesis 36.40–43, Gênesis 37.1, Gênesis 37.2, Gênesis 37.2–50.26, Gênesis 37.3, Gênesis 37.4, Gênesis 37.5–11, Gênesis 37.7, Gênesis 37.8, Gênesis 37.9, Gênesis 37.10, Gênesis 37.11, Gênesis 37.12–13, Gênesis 37.14–17, Gênesis 37.18–20, Gênesis 37.21–24, Gênesis 37.23, Gênesis 37.25–28, Gênesis 37.26, Gênesis 37.28, Gênesis 37.29–30, Gênesis 37.31–35, Gênesis 37.32, Gênesis 37.33, Gênesis 37.34–35, Gênesis 37.36, Gênesis 38.1–30, Gênesis 38.7, Gênesis 38.7–10, Gênesis 38.8, Gênesis 38.9–10, Gênesis 38.11, Gênesis 38.12–13, Gênesis 38.14–19, Gênesis 38.17, Gênesis 38.18, Gênesis 38.20–23, Gênesis 38.24–26, Gênesis 38.26, Gênesis 38.27–30, Gênesis 38.29–30, Gênesis 39.1–23, Gênesis 39.1–47.31, Gênesis 39.2, Gênesis 39.5, Gênesis 39.6–10, Gênesis 39.14, Gênesis 39.19–20, Gênesis 39.21–23, Gênesis 40.1–4, Gênesis 40.1–23, Gênesis 40.5–8, Gênesis 40.9–19, Gênesis 40.14–15, Gênesis 40.20–22, Gênesis 40.23, Gênesis 41.1–4, Gênesis 41.1–46, Gênesis 41.5–7, Gênesis 41.8, Gênesis 41.9–13, Gênesis 41.14–15, Gênesis 41.16, Gênesis 41.17–24, Gênesis 41.25–32, Gênesis 41.32, Gênesis 41.33–36, Gênesis 41.37–40, Gênesis 41.41–46, Gênesis 41.42, Gênesis 41.43–44, Gênesis 41.45, Gênesis 41.46, Gênesis 41.47–57, Gênesis 41.50–52, Gênesis 41.53–57, Gênesis 42.1–44.34, Gênesis 42.1–47.31, Gênesis 42.4, Gênesis 42.6–7, Gênesis 42.8, Gênesis 42.9, Gênesis 42.11, Gênesis 42.15–17, Gênesis 42.18–20, Gênesis 42.21–23, Gênesis 42.22, Gênesis 42.24, Gênesis 42.25, Gênesis 42.25–28, Gênesis 42.28, Gênesis 42.29–34, Gênesis 42.36, Gênesis 42.37, Gênesis 42.38, Gênesis 43.1–7, Gênesis 43.8–10, Gênesis 43.11–13, Gênesis 43.13–14, Gênesis 43.16, Gênesis 43.18, Gênesis 43.19–22, Gênesis 43.24, Gênesis 43.26, Gênesis 43.29, Gênesis 43.30, Gênesis 43.33, Gênesis 43.34, Gênesis 44.1–34, Gênesis 44.2, Gênesis 44.5, Gênesis 44.9–10, Gênesis 44.11–12, Gênesis 44.13, Gênesis 44.14, Gênesis 44.16, Gênesis 44.18–34, Gênesis 44.32–34, Gênesis 45.1–15, Gênesis 45.2, Gênesis 45.3, Gênesis 45.5–8, Gênesis 45.9–13, Gênesis 45.10, Gênesis 45.14–15, Gênesis 45.16–25, Gênesis 45.16–47.12, Gênesis 45.24, Gênesis 45.26–28, Gênesis 45.27, Gênesis 46.1, Gênesis 46.1–4, Gênesis 46.2–4, Gênesis 46.4, Gênesis 46.8–27, Gênesis 46.20, Gênesis 46.26, Gênesis 46.27, Gênesis 46.28–34, Gênesis 46.29, Gênesis 46.30, Gênesis 46.34, Gênesis 47.1, Gênesis 47.1–6, Gênesis 47.7–10, Gênesis 47.13–26, Gênesis 47.21, Gênesis 47.27, Gênesis 47.29–31, Gênesis 47.31, Gênesis 48.1–22, Gênesis 48.3–4, Gênesis 48.5–7, Gênesis 48.10, Gênesis 48.14, Gênesis 48.15–16, Gênesis 48.17–19, Gênesis 48.22, Gênesis 49.1–2, Gênesis 49.1–28, Gênesis 49.3–4, Gênesis 49.5–7, Gênesis 49.8–12, Gênesis 49.10, Gênesis 49.11–12, Gênesis 49.13, Gênesis 49.14–15, Gênesis 49.16–17, Gênesis 49.18, Gênesis 49.19, Gênesis 49.20, Gênesis 49.21, Gênesis 49.22–26, Gênesis 49.24–26, Gênesis 49.25, Gênesis 49.26, Gênesis 49.27, Gênesis 49.28, Gênesis 49.29–33, Gênesis 49.33, Gênesis 50.1–6, Gênesis 50.2, Gênesis 50.3, Gênesis 50.4–6, Gênesis 50.7–9, Gênesis 50.10–13, Gênesis 50.15–18, Gênesis 50.19–21, Gênesis 50.22–23, Gênesis 50.23, Gênesis 50.24–25, Gênesis 50.26</w:t>
+      </w:r>
+      <w:r/>
+    </w:p>
+    <w:p>
+      <w:r/>
+      <w:r>
+        <w:t xml:space="preserve"> </w:t>
+      </w:r>
+      <w:r/>
+      <w:r/>
+    </w:p>
+    <w:p>
+      <w:pPr>
+        <w:sectPr>
           <w:footnotePr>
             <w:numRestart w:val="eachSect"/>
           </w:footnotePr>

--- a/por/docx/01.content.docx
+++ b/por/docx/01.content.docx
@@ -163,13 +163,6 @@
         <w:rPr>
           <w:lang w:val="pt_PT" w:bidi="pt_PT"/>
         </w:rPr>
-      </w:r>
-      <w:r>
-        <w:rPr>
-          <w:i/>
-          <w:lang w:val="pt_PT" w:bidi="pt_PT"/>
-        </w:rPr>
-        <w:t>Gênesis 1.1, Gênesis 1.1–2.3, Gênesis 1.2, Gênesis 1.3, Gênesis 1.3–13, Gênesis 1.4, Gênesis 1.5, Gênesis 1.6–8, Gênesis 1.9–10, Gênesis 1.14, Gênesis 1.14–31, Gênesis 1.16, Gênesis 1.21, Gênesis 1.22, Gênesis 1.26, Gênesis 1.27, Gênesis 1.28, Gênesis 1.29–30, Gênesis 1.31, Gênesis 2.1–3, Gênesis 2.3, Gênesis 2.4, Gênesis 2.4–25, Gênesis 2.5, Gênesis 2.6, Gênesis 2.7, Gênesis 2.8, Gênesis 2.8–14, Gênesis 2.9, Gênesis 2.10, Gênesis 2.10–14, Gênesis 2.11, Gênesis 2.12, Gênesis 2.13, Gênesis 2.14, Gênesis 2.15, Gênesis 2.17, Gênesis 2.18, Gênesis 2.18–23, Gênesis 2.19–20, Gênesis 2.23, Gênesis 2.24, Gênesis 2.25, Gênesis 3.1, Gênesis 3.1–24, Gênesis 3.2–3, Gênesis 3.4–5, Gênesis 3.6, Gênesis 3.7, Gênesis 3.8, Gênesis 3.9–10, Gênesis 3.12, Gênesis 3.13, Gênesis 3.14, Gênesis 3.14–19, Gênesis 3.15, Gênesis 3.16, Gênesis 3.17–19, Gênesis 3.20, Gênesis 3.20–24, Gênesis 3.21, Gênesis 3.22, Gênesis 3.23, Gênesis 3.24, Gênesis 4.1, Gênesis 4.2, Gênesis 4.3, Gênesis 4.4–5, Gênesis 4.7, Gênesis 4.8, Gênesis 4.9, Gênesis 4.10, Gênesis 4.11–12, Gênesis 4.13–14, Gênesis 4.15, Gênesis 4.16, Gênesis 4.17, Gênesis 4.17–5.32, Gênesis 4.18, Gênesis 4.19, Gênesis 4.20–22, Gênesis 4.23–24, Gênesis 4.25, Gênesis 4.25–5.32, Gênesis 4.26, Gênesis 5.1, Gênesis 5.1–2, Gênesis 5.1–32, Gênesis 5.2, Gênesis 5.3, Gênesis 5.5, Gênesis 5.6, Gênesis 5.22, Gênesis 5.24, Gênesis 5.27, Gênesis 5.28–29, Gênesis 6.1–2, Gênesis 6.1–8, Gênesis 6.3, Gênesis 6.4, Gênesis 6.5, Gênesis 6.6, Gênesis 6.7, Gênesis 6.8, Gênesis 6.9, Gênesis 6.11–13, Gênesis 6.14, Gênesis 6.15, Gênesis 6.16, Gênesis 6.17, Gênesis 6.18, Gênesis 6.19–20, Gênesis 7.2, Gênesis 7.4, Gênesis 7.6, Gênesis 7.8, Gênesis 7.11–12, Gênesis 7.16, Gênesis 7.17, Gênesis 7.22, Gênesis 8.1, Gênesis 8.2, Gênesis 8.4, Gênesis 8.5, Gênesis 8.7, Gênesis 8.11, Gênesis 8.13, Gênesis 8.14, Gênesis 8.17, Gênesis 8.20, Gênesis 8.21, Gênesis 8.22, Gênesis 9.1, Gênesis 9.1–7, Gênesis 9.2–3, Gênesis 9.4, Gênesis 9.5–6, Gênesis 9.6, Gênesis 9.7, Gênesis 9.8–17, Gênesis 9.9–10, Gênesis 9.11, Gênesis 9.12, Gênesis 9.13–16, Gênesis 9.18, Gênesis 9.20–27, Gênesis 9:21, Gênesis 9.22, Gênesis 9.25, Gênesis 9.26, Gênesis 9.27, Gênesis 10.1, Gênesis 10.1–11.9, Gênesis 10.2, Gênesis 10.2–32, Gênesis 10.3, Gênesis 10.4, Gênesis 10.5, Gênesis 10.6, Gênesis 10.7, Gênesis 10.8–12, Gênesis 10.9, Gênesis 10.10–12, Gênesis 10.13–14, Gênesis 10.15–18, Gênesis 10.19, Gênesis 10.21, Gênesis 10.22, Gênesis 10.23, Gênesis 10.24, Gênesis 10.25, Gênesis 10.26–29, Gênesis 10.26–32, Gênesis 10.30, Gênesis 11.1, Gênesis 11.1–9, Gênesis 11.2, Gênesis 11.3, Gênesis 11.4, Gênesis 11.5, Gênesis 11.6, Gênesis 11.7, Gênesis 11.8, Gênesis 11.9, Gênesis 11.10, Gênesis 11.18, Gênesis 11.27, Gênesis 11.27–32, Gênesis 11.27–25.11, Gênesis 11.28, Gênesis 11.29, Gênesis 11.30, Gênesis 11.31, Gênesis 12.1, Gênesis 12.1–3, Gênesis 12.1–9, Gênesis 12.2, Gênesis 12.3, Gênesis 12.4, Gênesis 12.4–9, Gênesis 12.5, Gênesis 12.6–7, Gênesis 12.7, Gênesis 12.8, Gênesis 12.8–9, Gênesis 12.10, Gênesis 12.10–13, Gênesis 12.10–20, Gênesis 12.13, Gênesis 12.14–15, Gênesis 12.14–16, Gênesis 12.15, Gênesis 12.17–19, Gênesis 12.20, Gênesis 13.1–7, Gênesis 13.2, Gênesis 13.5–7, Gênesis 13.8, Gênesis 13.8–13, Gênesis 13.10, Gênesis 13.11, Gênesis 13.11–18, Gênesis 13.13, Gênesis 13.14–17, Gênesis 13.18, Gênesis 14.1, Gênesis 14.1–2, Gênesis 14.1–16, Gênesis 14.4, Gênesis 14.4–5, Gênesis 14.5–8, Gênesis 14.8–12, Gênesis 14.13, Gênesis 14.14, Gênesis 14.14–16, Gênesis 14.15, Gênesis 14.17, Gênesis 14.18, Gênesis 14.19–20, Gênesis 14.21–24, Gênesis 14.22, Gênesis 15.1, Gênesis 15.1–21, Gênesis 15.2–3, Gênesis 15.4–6, Gênesis 15.6, Gênesis 15.7–21, Gênesis 15.10, Gênesis 15.11, Gênesis 15.13, Gênesis 15.13–16, Gênesis 15.16, Gênesis 15.17–18, Gênesis 15.18–19, Gênesis 16.1–3, Gênesis 16.1–16, Gênesis 16.4–6, Gênesis 16.7, Gênesis 16.8–12, Gênesis 16.10–12, Gênesis 16.11, Gênesis 16.13, Gênesis 16.14–15, Gênesis 17.1, Gênesis 17.1–27, Gênesis 17.4–5, Gênesis 17.6, Gênesis 17.7–8, Gênesis 17.9–14, Gênesis 17.14, Gênesis 17.15–16, Gênesis 17.17–18, Gênesis 17.19, Gênesis 17.20–21, Gênesis 17.23–27, Gênesis 18.1–15, Gênesis 18.2–8, Gênesis 18.3, Gênesis 18.9, Gênesis 18.10, Gênesis 18.13–15, Gênesis 18.14, Gênesis 18.16–33, Gênesis 18.17–19, Gênesis 18.20, Gênesis 18.20–21, Gênesis 18.22–33, Gênesis 19.1, Gênesis 19.1–14, Gênesis 19.1–38, Gênesis 19.4–5, Gênesis 19.6–9, Gênesis 19.9, Gênesis 19.14, Gênesis 19.15–23, Gênesis 19.18–22, Gênesis 19.23–25, Gênesis 19.26, Gênesis 19.29, Gênesis 19.30–35, Gênesis 19.30–38, Gênesis 19.36–38, Gênesis 20.1, Gênesis 20.1–18, Gênesis 20.2, Gênesis 20.3, Gênesis 20.3–7, Gênesis 20.4–5, Gênesis 20.6, Gênesis 20.7, Gênesis 20.8–10, Gênesis 20.11–13, Gênesis 20.14–16, Gênesis 20.17–18, Gênesis 21.1–2, Gênesis 21.3–4, Gênesis 21.5, Gênesis 21.6, Gênesis 21.6–7, Gênesis 21.8–9, Gênesis 21.8–21, Gênesis 21.10, Gênesis 21.11–13, Gênesis 21.14–21, Gênesis 21.16, Gênesis 21:22–23, Gênesis 21.22–34, Gênesis 21.25, Gênesis 21.27–31, Gênesis 21.32, Gênesis 21.33–34, Gênesis 22.1, Gênesis 22.1–2, Gênesis 22.2, Gênesis 22.3, Gênesis 22.5, Gênesis 22.7–8, Gênesis 22.9–19, Gênesis 22.11, Gênesis 22.12, Gênesis 22.13, Gênesis 22.14, Gênesis 22.15–19, Gênesis 22.16, Gênesis 22.17, Gênesis 22.18–25.11, Gênesis 22.20, Gênesis 22.20–24, Gênesis 22.21, Gênesis 22.22–23, Gênesis 23.1–2, Gênesis 23.1–20, Gênesis 23.3–4, Gênesis 23.5–6, Gênesis 23.7–16, Gênesis 23.9, Gênesis 23.11, Gênesis 23.12–13, Gênesis 23.15, Gênesis 23.16–20, Gênesis 24.1–9, Gênesis 24.1–67, Gênesis 24.2, Gênesis 24.3, Gênesis 24.6–8, Gênesis 24.10, Gênesis 24.10–27, Gênesis 24.10–60, Gênesis 24.14, Gênesis 24.15–22, Gênesis 24.22, Gênesis 24.23–24, Gênesis 24.25, Gênesis 24.26, Gênesis 24.27, Gênesis 24.29–31, Gênesis 24.33–48, Gênesis 24.48, Gênesis 24.50–51, Gênesis 24.53, Gênesis 24.54–56, Gênesis 24.57–58, Gênesis 24.60, Gênesis 24.62, Gênesis 24.67, Gênesis 25.1, Gênesis 25.1–11, Gênesis 25.2–4, Gênesis 25.3, Gênesis 25.5–6, Gênesis 25.7–8, Gênesis 25.11, Gênesis 25.12–18, Gênesis 25.16, Gênesis 25.18, Gênesis 25.19–20, Gênesis 25.19–26, Gênesis 25.19–35.29, Gênesis 25.21, Gênesis 25.22, Gênesis 25.23, Gênesis 25.24–26, Gênesis 25.25, Gênesis 25.26, Gênesis 25.27, Gênesis 25.27–34, Gênesis 25.28, Gênesis 25.29, Gênesis 25.30, Gênesis 25.31–33, Gênesis 25.33–34, Gênesis 26.1, Gênesis 26.1–35, Gênesis 26.2–5, Gênesis 26.6–11, Gênesis 26.8, Gênesis 26.10–11, Gênesis 26.12–13, Gênesis 26.14–16, Gênesis 26.17–22, Gênesis 26.23–25, Gênesis 26.26–33, Gênesis 26.33, Gênesis 26.34–35, Gênesis 27.1–4, Gênesis 27.1–40, Gênesis 27.3–4, Gênesis 27.5, Gênesis 27.5–17, Gênesis 27.11–12, Gênesis 27.18–20, Gênesis 27.18–29, Gênesis 27.20–27, Gênesis 27.30–40, Gênesis 27.33, Gênesis 27.34–35, Gênesis 27.36, Gênesis 27.37, Gênesis 27.39–40, Gênesis 27.41–45, Gênesis 27.42–33.17, Gênesis 27.46, Gênesis 28.1–2, Gênesis 28.3–5, Gênesis 28.6–9, Gênesis 28.10–22, Gênesis 28.11, Gênesis 28.12–13, Gênesis 28.12–15, Gênesis 28.14, Gênesis 28.15, Gênesis 28.16–22, Gênesis 28.18, Gênesis 28.19, Gênesis 28.20–22, Gênesis 28.22, Gênesis 29.1, Gênesis 29.1–31.55, Gênesis 29.2–12, Gênesis 29.10, Gênesis 29.11, Gênesis 29.14, Gênesis 29.14–30, Gênesis 29.18, Gênesis 29.23–26, Gênesis 29.28–30, Gênesis 29.30, Gênesis 29.31–35, Gênesis 29.31–30.24, Gênesis 29.32, Gênesis 29.33, Gênesis 29.34, Gênesis 29.35, Gênesis 30.1–2, Gênesis 30.1–8, Gênesis 30.3–4, Gênesis 30.5–6, Gênesis 30.7–8, Gênesis 30.9, Gênesis 30.10–13, Gênesis 30.14–17, Gênesis 30.18, Gênesis 30.19–20, Gênesis 30.21, Gênesis 30.22–24, Gênesis 30.25–34, Gênesis 30.27, Gênesis 30.30–33, Gênesis 30.32, Gênesis 30.34–36, Gênesis 30.37, Gênesis 30.37–43, Gênesis 30.42, Gênesis 30.43, Gênesis 31.1–2, Gênesis 31.1–21, Gênesis 31.3, Gênesis 31.4–13, Gênesis 31.14–16, Gênesis 31.17–21, Gênesis 31.19–20, Gênesis 31.21, Gênesis 31.22–23, Gênesis 31.24, Gênesis 31.25–30, Gênesis 31.32, Gênesis 31.33–35, Gênesis 31.36–42, Gênesis 31.40, Gênesis 31.42, Gênesis 31.43–44, Gênesis 31.45–48, Gênesis 31.49, Gênesis 31.50–53, Gênesis 32.1, Gênesis 32.2, Gênesis 32.3–5, Gênesis 32.7–8, Gênesis 32.9–12, Gênesis 32.13–21, Gênesis 32.22–24, Gênesis 32.22–32, Gênesis 32.24, Gênesis 32.25, Gênesis 32.26, Gênesis 32.27, Gênesis 32.28, Gênesis 32.29, Gênesis 32.30, Gênesis 32.31, Gênesis 32.32, Gênesis 33.1–2, Gênesis 33.1–17, Gênesis 33.3–13, Gênesis 33.4, Gênesis 33.5, Gênesis 33.7, Gênesis 33.10, Gênesis 33.11, Gênesis 33.12–15, Gênesis 33.16–17, Gênesis 33.18–20, Gênesis 33.20, Gênesis 34.1–2, Gênesis 34.1–31, Gênesis 34.3–4, Gênesis 34.5–7, Gênesis 34.8–10, Gênesis 34.13–17, Gênesis 34.18–24, Gênesis 34.25–29, Gênesis 34.30, Gênesis 35.1–7, Gênesis 35.1–29, Gênesis 35.2–4, Gênesis 35.3, Gênesis 35.5, Gênesis 35.6–7, Gênesis 35.9–15, Gênesis 35.11–12, Gênesis 35.14–15, Gênesis 35.16–20, Gênesis 35.18, Gênesis 35.19, Gênesis 35.20, Gênesis 35.22, Gênesis 35.23–26, Gênesis 35.27–29, Gênesis 36.1–8, Gênesis 36.1–43, Gênesis 36.2, Gênesis 36.2–3, Gênesis 36.7–8, Gênesis 36.9–14, Gênesis 36.9–43, Gênesis 36.15–19, Gênesis 36.20–30, Gênesis 36.31, Gênesis 36.31–39, Gênesis 36.40–43, Gênesis 37.1, Gênesis 37.2, Gênesis 37.2–50.26, Gênesis 37.3, Gênesis 37.4, Gênesis 37.5–11, Gênesis 37.7, Gênesis 37.8, Gênesis 37.9, Gênesis 37.10, Gênesis 37.11, Gênesis 37.12–13, Gênesis 37.14–17, Gênesis 37.18–20, Gênesis 37.21–24, Gênesis 37.23, Gênesis 37.25–28, Gênesis 37.26, Gênesis 37.28, Gênesis 37.29–30, Gênesis 37.31–35, Gênesis 37.32, Gênesis 37.33, Gênesis 37.34–35, Gênesis 37.36, Gênesis 38.1–30, Gênesis 38.7, Gênesis 38.7–10, Gênesis 38.8, Gênesis 38.9–10, Gênesis 38.11, Gênesis 38.12–13, Gênesis 38.14–19, Gênesis 38.17, Gênesis 38.18, Gênesis 38.20–23, Gênesis 38.24–26, Gênesis 38.26, Gênesis 38.27–30, Gênesis 38.29–30, Gênesis 39.1–23, Gênesis 39.1–47.31, Gênesis 39.2, Gênesis 39.5, Gênesis 39.6–10, Gênesis 39.14, Gênesis 39.19–20, Gênesis 39.21–23, Gênesis 40.1–4, Gênesis 40.1–23, Gênesis 40.5–8, Gênesis 40.9–19, Gênesis 40.14–15, Gênesis 40.20–22, Gênesis 40.23, Gênesis 41.1–4, Gênesis 41.1–46, Gênesis 41.5–7, Gênesis 41.8, Gênesis 41.9–13, Gênesis 41.14–15, Gênesis 41.16, Gênesis 41.17–24, Gênesis 41.25–32, Gênesis 41.32, Gênesis 41.33–36, Gênesis 41.37–40, Gênesis 41.41–46, Gênesis 41.42, Gênesis 41.43–44, Gênesis 41.45, Gênesis 41.46, Gênesis 41.47–57, Gênesis 41.50–52, Gênesis 41.53–57, Gênesis 42.1–44.34, Gênesis 42.1–47.31, Gênesis 42.4, Gênesis 42.6–7, Gênesis 42.8, Gênesis 42.9, Gênesis 42.11, Gênesis 42.15–17, Gênesis 42.18–20, Gênesis 42.21–23, Gênesis 42.22, Gênesis 42.24, Gênesis 42.25, Gênesis 42.25–28, Gênesis 42.28, Gênesis 42.29–34, Gênesis 42.36, Gênesis 42.37, Gênesis 42.38, Gênesis 43.1–7, Gênesis 43.8–10, Gênesis 43.11–13, Gênesis 43.13–14, Gênesis 43.16, Gênesis 43.18, Gênesis 43.19–22, Gênesis 43.24, Gênesis 43.26, Gênesis 43.29, Gênesis 43.30, Gênesis 43.33, Gênesis 43.34, Gênesis 44.1–34, Gênesis 44.2, Gênesis 44.5, Gênesis 44.9–10, Gênesis 44.11–12, Gênesis 44.13, Gênesis 44.14, Gênesis 44.16, Gênesis 44.18–34, Gênesis 44.32–34, Gênesis 45.1–15, Gênesis 45.2, Gênesis 45.3, Gênesis 45.5–8, Gênesis 45.9–13, Gênesis 45.10, Gênesis 45.14–15, Gênesis 45.16–25, Gênesis 45.16–47.12, Gênesis 45.24, Gênesis 45.26–28, Gênesis 45.27, Gênesis 46.1, Gênesis 46.1–4, Gênesis 46.2–4, Gênesis 46.4, Gênesis 46.8–27, Gênesis 46.20, Gênesis 46.26, Gênesis 46.27, Gênesis 46.28–34, Gênesis 46.29, Gênesis 46.30, Gênesis 46.34, Gênesis 47.1, Gênesis 47.1–6, Gênesis 47.7–10, Gênesis 47.13–26, Gênesis 47.21, Gênesis 47.27, Gênesis 47.29–31, Gênesis 47.31, Gênesis 48.1–22, Gênesis 48.3–4, Gênesis 48.5–7, Gênesis 48.10, Gênesis 48.14, Gênesis 48.15–16, Gênesis 48.17–19, Gênesis 48.22, Gênesis 49.1–2, Gênesis 49.1–28, Gênesis 49.3–4, Gênesis 49.5–7, Gênesis 49.8–12, Gênesis 49.10, Gênesis 49.11–12, Gênesis 49.13, Gênesis 49.14–15, Gênesis 49.16–17, Gênesis 49.18, Gênesis 49.19, Gênesis 49.20, Gênesis 49.21, Gênesis 49.22–26, Gênesis 49.24–26, Gênesis 49.25, Gênesis 49.26, Gênesis 49.27, Gênesis 49.28, Gênesis 49.29–33, Gênesis 49.33, Gênesis 50.1–6, Gênesis 50.2, Gênesis 50.3, Gênesis 50.4–6, Gênesis 50.7–9, Gênesis 50.10–13, Gênesis 50.15–18, Gênesis 50.19–21, Gênesis 50.22–23, Gênesis 50.23, Gênesis 50.24–25, Gênesis 50.26</w:t>
       </w:r>
       <w:r>
         <w:rPr>

--- a/por/docx/01.content.docx
+++ b/por/docx/01.content.docx
@@ -150,19 +150,6 @@
           <w:lang w:val="pt_PT" w:bidi="pt_PT"/>
         </w:rPr>
         <w:t>GEN</w:t>
-      </w:r>
-      <w:r>
-        <w:rPr>
-          <w:lang w:val="pt_PT" w:bidi="pt_PT"/>
-        </w:rPr>
-      </w:r>
-    </w:p>
-    <w:p>
-      <w:pPr/>
-      <w:r>
-        <w:rPr>
-          <w:lang w:val="pt_PT" w:bidi="pt_PT"/>
-        </w:rPr>
       </w:r>
       <w:r>
         <w:rPr>

--- a/por/docx/01.content.docx
+++ b/por/docx/01.content.docx
@@ -19,7 +19,7 @@
         <w:rPr>
           <w:lang w:val="pt_PT" w:bidi="pt_PT"/>
         </w:rPr>
-        <w:t>Resource: Notas de Estudo (Tyndale)</w:t>
+        <w:t>Resource: Tyndale Open Study Notes</w:t>
       </w:r>
       <w:r>
         <w:rPr>
@@ -112,7 +112,7 @@
         <w:rPr>
           <w:lang w:val="pt_PT" w:bidi="pt_PT"/>
         </w:rPr>
-        <w:t>Notas de Estudo (Tyndale)</w:t>
+        <w:t>Tyndale Open Study Notes</w:t>
       </w:r>
     </w:p>
     <w:p>

--- a/por/docx/01.content.docx
+++ b/por/docx/01.content.docx
@@ -16268,7 +16268,7 @@
         <w:rPr>
           <w:lang w:val="pt_PT" w:bidi="pt_PT"/>
         </w:rPr>
-        <w:t>Porque Deus fez os seres humanos à sua própria imagem: a pena de morte tem uma base teológica. A imagem de Deus dá aos humanos uma condição e uma autoridade única dentro da criação (</w:t>
+        <w:t>Deus criou os seres humanos à sua imagem. É por isso que esta passagem fornece uma razão teológica para a pena de morte no Antigo Testamento. Os seres humanos têm um lugar único na criação porque carregam a imagem de Deus (</w:t>
       </w:r>
       <w:hyperlink r:id="rId404">
         <w:r>

--- a/por/docx/01.content.docx
+++ b/por/docx/01.content.docx
@@ -34227,7 +34227,7 @@
         <w:rPr>
           <w:lang w:val="pt_PT" w:bidi="pt_PT"/>
         </w:rPr>
-        <w:t>). Em ambas as ocasiões, Deus protegeu o casamento de Abraão e Sara em pureza por causa das promessas da aliança. Participar do plano de Deus requer separação da corrupção mundana. • Esta história ocorreu na terra prometida; mostrou a Israel como Deus interveio na vida das pessoas para cumprir seu plano, como Deus continuou a protegê-los contra ameaças de outras tribos, e como Deus usou seu povo escolhido para mediar seu relacionamento com as nações. • Deus impedir a destruição do casamento de Abraão por adultério lembrava os israelitas de manter seus casamentos moral e racialmente puros (</w:t>
+        <w:t>). Em ambas as ocasiões, Deus protegeu o casamento de Abraão e Sara em pureza por causa das promessas da aliança. Participar do plano de Deus requer separação da corrupção mundana. • Esta história ocorreu na terra prometida; mostrou a Israel como Deus interveio na vida das pessoas para cumprir seu plano, como Deus continuou a protegê-los contra ameaças de outras tribos, e como Deus usou seu povo escolhido para mediar seu relacionamento com as nações. • Ao impedir que o adultério destruísse o casamento de Abraão, Deus lembrou aos israelitas que não se casassem com aqueles que os afastariam do Senhor (</w:t>
       </w:r>
       <w:hyperlink r:id="rId819">
         <w:r>

--- a/por/docx/01.content.docx
+++ b/por/docx/01.content.docx
@@ -19,7 +19,7 @@
         <w:rPr>
           <w:lang w:val="pt_PT" w:bidi="pt_PT"/>
         </w:rPr>
-        <w:t>Resource: Tyndale Open Study Notes</w:t>
+        <w:t>Resource: Aquifer Open Study Notes</w:t>
       </w:r>
       <w:r>
         <w:rPr>
@@ -112,7 +112,7 @@
         <w:rPr>
           <w:lang w:val="pt_PT" w:bidi="pt_PT"/>
         </w:rPr>
-        <w:t>Tyndale Open Study Notes</w:t>
+        <w:t>Aquifer Open Study Notes</w:t>
       </w:r>
     </w:p>
     <w:p>
